--- a/UI_Software_Project_Initiation_and_Planning/SRS_Maui.docx
+++ b/UI_Software_Project_Initiation_and_Planning/SRS_Maui.docx
@@ -831,7 +831,7 @@
           <w:sz w:val="32"/>
           <w:szCs w:val="32"/>
         </w:rPr>
-        <w:t xml:space="preserve">Lauren Keenan, Martin Cameron, Marta Grazia, Gracjan Blazejowski, Dainis Lektovskis, Matthew MacLellan, Kenneth Douglas, Ian Gilmour</w:t>
+        <w:t xml:space="preserve">Lauren Keenan, Martin Cameron, Marta Grazia, Gracjan Blazejowski, Dainis Lektovskis, Matthew MacLellan, Kenneth Douglas</w:t>
       </w:r>
       <w:r>
         <w:rPr>
@@ -2422,7 +2422,15 @@
         <w:rPr>
           <w:highlight w:val="none"/>
         </w:rPr>
-        <w:t xml:space="preserve"> (Link to wireframe)</w:t>
+        <w:t xml:space="preserve"> </w:t>
+      </w:r>
+      <w:r>
+        <w:rPr>
+          <w:rFonts w:ascii="Aptos" w:hAnsi="Aptos" w:eastAsia="Aptos" w:cs="Aptos"/>
+          <w:color w:val="000000"/>
+          <w:sz w:val="24"/>
+        </w:rPr>
+        <w:t xml:space="preserve">(Keenan, 2025)</w:t>
       </w:r>
       <w:r>
         <w:rPr>
@@ -2612,7 +2620,7 @@
           <w:color w:val="000000"/>
           <w:sz w:val="24"/>
         </w:rPr>
-        <w:t xml:space="preserve">Keenan, 2025)</w:t>
+        <w:t xml:space="preserve">Keenan, 2025a)</w:t>
       </w:r>
       <w:r>
         <w:rPr>
@@ -2681,24 +2689,75 @@
         <w:pBdr/>
         <w:spacing/>
         <w:ind/>
-        <w:rPr/>
-      </w:pPr>
-      <w:r/>
-      <w:r/>
+        <w:rPr>
+          <w:highlight w:val="none"/>
+        </w:rPr>
+      </w:pPr>
+      <w:r>
+        <w:rPr>
+          <w:highlight w:val="none"/>
+        </w:rPr>
+      </w:r>
+      <w:r>
+        <w:rPr>
+          <w:highlight w:val="none"/>
+        </w:rPr>
+      </w:r>
+      <w:r>
+        <w:rPr>
+          <w:highlight w:val="none"/>
+        </w:rPr>
+      </w:r>
     </w:p>
     <w:p>
       <w:pPr>
         <w:pBdr/>
         <w:spacing/>
         <w:ind/>
-        <w:rPr/>
-      </w:pPr>
-      <w:r>
         <w:rPr>
           <w:highlight w:val="none"/>
         </w:rPr>
-      </w:r>
-      <w:r/>
+      </w:pPr>
+      <w:r>
+        <w:rPr>
+          <w:highlight w:val="none"/>
+        </w:rPr>
+      </w:r>
+      <w:r>
+        <w:rPr>
+          <w:highlight w:val="none"/>
+        </w:rPr>
+      </w:r>
+      <w:r>
+        <w:rPr>
+          <w:highlight w:val="none"/>
+        </w:rPr>
+      </w:r>
+    </w:p>
+    <w:p>
+      <w:pPr>
+        <w:pBdr/>
+        <w:spacing/>
+        <w:ind/>
+        <w:rPr>
+          <w:highlight w:val="none"/>
+        </w:rPr>
+      </w:pPr>
+      <w:r>
+        <w:rPr>
+          <w:highlight w:val="none"/>
+        </w:rPr>
+      </w:r>
+      <w:r>
+        <w:rPr>
+          <w:highlight w:val="none"/>
+        </w:rPr>
+      </w:r>
+      <w:r>
+        <w:rPr>
+          <w:highlight w:val="none"/>
+        </w:rPr>
+      </w:r>
     </w:p>
     <w:p>
       <w:pPr>
@@ -2737,7 +2796,7 @@
           <w:color w:val="000000"/>
           <w:sz w:val="24"/>
         </w:rPr>
-        <w:t xml:space="preserve">(WCAG Consortium, 2025)</w:t>
+        <w:t xml:space="preserve">(WCAG Consortium. 2025)</w:t>
       </w:r>
       <w:r>
         <w:rPr>
@@ -2965,7 +3024,7 @@
           <w:szCs w:val="24"/>
           <w:highlight w:val="none"/>
         </w:rPr>
-        <w:t xml:space="preserve"> (Keenan. 2025)</w:t>
+        <w:t xml:space="preserve"> (Keenan. 2025a)</w:t>
       </w:r>
       <w:r>
         <w:rPr>
@@ -3040,81 +3099,6 @@
     </w:p>
     <w:p>
       <w:pPr>
-        <w:pBdr/>
-        <w:spacing/>
-        <w:ind/>
-        <w:rPr>
-          <w:highlight w:val="none"/>
-        </w:rPr>
-      </w:pPr>
-      <w:r>
-        <w:rPr>
-          <w:highlight w:val="none"/>
-        </w:rPr>
-      </w:r>
-      <w:r>
-        <w:rPr>
-          <w:highlight w:val="none"/>
-        </w:rPr>
-      </w:r>
-      <w:r>
-        <w:rPr>
-          <w:highlight w:val="none"/>
-        </w:rPr>
-      </w:r>
-    </w:p>
-    <w:p>
-      <w:pPr>
-        <w:pBdr/>
-        <w:spacing/>
-        <w:ind/>
-        <w:rPr>
-          <w:highlight w:val="none"/>
-        </w:rPr>
-      </w:pPr>
-      <w:r>
-        <w:rPr>
-          <w:highlight w:val="none"/>
-        </w:rPr>
-      </w:r>
-      <w:r>
-        <w:rPr>
-          <w:highlight w:val="none"/>
-        </w:rPr>
-      </w:r>
-      <w:r>
-        <w:rPr>
-          <w:highlight w:val="none"/>
-        </w:rPr>
-      </w:r>
-    </w:p>
-    <w:p>
-      <w:pPr>
-        <w:pBdr/>
-        <w:spacing/>
-        <w:ind/>
-        <w:rPr>
-          <w:highlight w:val="none"/>
-        </w:rPr>
-      </w:pPr>
-      <w:r>
-        <w:rPr>
-          <w:highlight w:val="none"/>
-        </w:rPr>
-      </w:r>
-      <w:r>
-        <w:rPr>
-          <w:highlight w:val="none"/>
-        </w:rPr>
-      </w:r>
-      <w:r>
-        <w:rPr>
-          <w:highlight w:val="none"/>
-        </w:rPr>
-      </w:r>
-    </w:p>
-    <w:p>
-      <w:pPr>
         <w:pStyle w:val="911"/>
         <w:pBdr/>
         <w:spacing/>
@@ -3621,6 +3605,31 @@
     </w:p>
     <w:p>
       <w:pPr>
+        <w:pBdr/>
+        <w:spacing/>
+        <w:ind w:firstLine="0" w:left="720"/>
+        <w:rPr>
+          <w:highlight w:val="none"/>
+        </w:rPr>
+      </w:pPr>
+      <w:r>
+        <w:rPr>
+          <w:highlight w:val="none"/>
+        </w:rPr>
+      </w:r>
+      <w:r>
+        <w:rPr>
+          <w:highlight w:val="none"/>
+        </w:rPr>
+      </w:r>
+      <w:r>
+        <w:rPr>
+          <w:highlight w:val="none"/>
+        </w:rPr>
+      </w:r>
+    </w:p>
+    <w:p>
+      <w:pPr>
         <w:pStyle w:val="910"/>
         <w:pBdr/>
         <w:spacing/>
@@ -3820,10 +3829,19 @@
       <w:pPr>
         <w:pBdr/>
         <w:spacing/>
-        <w:ind/>
+        <w:ind w:firstLine="0" w:left="720"/>
         <w:rPr/>
       </w:pPr>
-      <w:r/>
+      <w:r>
+        <w:rPr>
+          <w:highlight w:val="none"/>
+        </w:rPr>
+      </w:r>
+      <w:r>
+        <w:rPr>
+          <w:highlight w:val="none"/>
+        </w:rPr>
+      </w:r>
       <w:r/>
     </w:p>
     <w:p>
@@ -4047,25 +4065,6 @@
           <w:highlight w:val="none"/>
         </w:rPr>
       </w:r>
-    </w:p>
-    <w:p>
-      <w:pPr>
-        <w:pBdr/>
-        <w:spacing/>
-        <w:ind/>
-        <w:rPr/>
-      </w:pPr>
-      <w:r>
-        <w:rPr>
-          <w:highlight w:val="none"/>
-        </w:rPr>
-      </w:r>
-      <w:r>
-        <w:rPr>
-          <w:highlight w:val="none"/>
-        </w:rPr>
-      </w:r>
-      <w:r/>
     </w:p>
     <w:p>
       <w:pPr>
@@ -4445,7 +4444,7 @@
         <w:rPr>
           <w:highlight w:val="none"/>
         </w:rPr>
-        <w:t xml:space="preserve">Figure 3: Overall system UML (Keenan. 2025)</w:t>
+        <w:t xml:space="preserve">Figure 3: Overall system UML (Keenan. 2025a)</w:t>
       </w:r>
       <w:r>
         <w:rPr>
@@ -4690,19 +4689,12 @@
         <w:t xml:space="preserve">Timely data delivery, app should deliver up-to-date (to the day) and relevant usage tracking</w:t>
       </w:r>
       <w:r/>
-    </w:p>
-    <w:p>
-      <w:pPr>
-        <w:pBdr/>
-        <w:spacing/>
-        <w:ind/>
-        <w:rPr/>
-      </w:pPr>
       <w:r>
         <w:rPr>
           <w:highlight w:val="none"/>
         </w:rPr>
       </w:r>
+      <w:r/>
       <w:r/>
     </w:p>
     <w:p>
@@ -4859,19 +4851,12 @@
         <w:t xml:space="preserve">The app should operate with POLP (Principle of Least Privilege) to prevent unnecessary exposure of sensitive data</w:t>
       </w:r>
       <w:r/>
-    </w:p>
-    <w:p>
-      <w:pPr>
-        <w:pBdr/>
-        <w:spacing/>
-        <w:ind/>
-        <w:rPr/>
-      </w:pPr>
       <w:r>
         <w:rPr>
           <w:highlight w:val="none"/>
         </w:rPr>
       </w:r>
+      <w:r/>
       <w:r/>
     </w:p>
     <w:p>
@@ -4925,7 +4910,7 @@
         <w:rPr>
           <w:highlight w:val="none"/>
         </w:rPr>
-        <w:t xml:space="preserve">The privacy notice should include a summarized cliff-notes version easily understandable by the user.</w:t>
+        <w:t xml:space="preserve">The privacy notice should include a summarised cliff-notes version easily understandable by the user.</w:t>
       </w:r>
       <w:r/>
     </w:p>
@@ -4945,7 +4930,7 @@
         <w:rPr>
           <w:highlight w:val="none"/>
         </w:rPr>
-        <w:t xml:space="preserve">Text should remain at a standardized size ratio for readability</w:t>
+        <w:t xml:space="preserve">Text should remain at a standardised size ratio for readability</w:t>
       </w:r>
       <w:r/>
     </w:p>
@@ -5173,7 +5158,7 @@
           <w:color w:val="000000"/>
           <w:sz w:val="24"/>
         </w:rPr>
-        <w:t xml:space="preserve">(Keenan, 2025a)</w:t>
+        <w:t xml:space="preserve">(Keenan, 2025)</w:t>
       </w:r>
       <w:r>
         <w:rPr>
@@ -5460,7 +5445,7 @@
         <w:rPr>
           <w:highlight w:val="none"/>
         </w:rPr>
-        <w:t xml:space="preserve"> should maintain an index on (PackageName, Date) for AppUsages table to optimize common queries.</w:t>
+        <w:t xml:space="preserve"> should maintain an index on (PackageName, Date) for AppUsages table to optimise common queries.</w:t>
       </w:r>
       <w:r>
         <w:rPr>
@@ -5552,7 +5537,7 @@
           <w:color w:val="000000"/>
           <w:sz w:val="24"/>
         </w:rPr>
-        <w:t xml:space="preserve">Intersoft Consulting, 2018) </w:t>
+        <w:t xml:space="preserve">Intersoft Consulting. 2018) </w:t>
       </w:r>
       <w:r>
         <w:rPr>
@@ -5573,6 +5558,316 @@
         <w:spacing/>
         <w:ind/>
         <w:rPr>
+          <w:rFonts w:ascii="Aptos" w:hAnsi="Aptos" w:eastAsia="Aptos" w:cs="Aptos"/>
+          <w:highlight w:val="none"/>
+        </w:rPr>
+      </w:pPr>
+      <w:r>
+        <w:rPr>
+          <w:rFonts w:ascii="Aptos" w:hAnsi="Aptos" w:eastAsia="Aptos" w:cs="Aptos"/>
+          <w:highlight w:val="none"/>
+        </w:rPr>
+      </w:r>
+      <w:r>
+        <w:rPr>
+          <w:rFonts w:ascii="Aptos" w:hAnsi="Aptos" w:eastAsia="Aptos" w:cs="Aptos"/>
+          <w:highlight w:val="none"/>
+        </w:rPr>
+      </w:r>
+      <w:r>
+        <w:rPr>
+          <w:rFonts w:ascii="Aptos" w:hAnsi="Aptos" w:eastAsia="Aptos" w:cs="Aptos"/>
+          <w:highlight w:val="none"/>
+        </w:rPr>
+      </w:r>
+    </w:p>
+    <w:p>
+      <w:pPr>
+        <w:pBdr/>
+        <w:spacing/>
+        <w:ind/>
+        <w:rPr>
+          <w:rFonts w:ascii="Aptos" w:hAnsi="Aptos" w:eastAsia="Aptos" w:cs="Aptos"/>
+          <w:highlight w:val="none"/>
+        </w:rPr>
+      </w:pPr>
+      <w:r>
+        <w:rPr>
+          <w:rFonts w:ascii="Aptos" w:hAnsi="Aptos" w:eastAsia="Aptos" w:cs="Aptos"/>
+          <w:highlight w:val="none"/>
+        </w:rPr>
+        <w:t xml:space="preserve">Researched and applied to funding from the Prickly Thistle Rebel Fund for innovative project ideas (Keenan. 2025c).</w:t>
+      </w:r>
+      <w:r>
+        <w:rPr>
+          <w:rFonts w:ascii="Aptos" w:hAnsi="Aptos" w:eastAsia="Aptos" w:cs="Aptos"/>
+          <w:highlight w:val="none"/>
+        </w:rPr>
+      </w:r>
+      <w:r>
+        <w:rPr>
+          <w:rFonts w:ascii="Aptos" w:hAnsi="Aptos" w:eastAsia="Aptos" w:cs="Aptos"/>
+          <w:highlight w:val="none"/>
+        </w:rPr>
+      </w:r>
+    </w:p>
+    <w:p>
+      <w:pPr>
+        <w:pBdr/>
+        <w:spacing/>
+        <w:ind/>
+        <w:rPr>
+          <w:rFonts w:ascii="Aptos" w:hAnsi="Aptos" w:eastAsia="Aptos" w:cs="Aptos"/>
+          <w:highlight w:val="none"/>
+        </w:rPr>
+      </w:pPr>
+      <w:r>
+        <w:rPr>
+          <w:rFonts w:ascii="Aptos" w:hAnsi="Aptos" w:eastAsia="Aptos" w:cs="Aptos"/>
+          <w:highlight w:val="none"/>
+        </w:rPr>
+      </w:r>
+      <w:r>
+        <w:rPr>
+          <w:rFonts w:ascii="Aptos" w:hAnsi="Aptos" w:eastAsia="Aptos" w:cs="Aptos"/>
+          <w:highlight w:val="none"/>
+        </w:rPr>
+      </w:r>
+      <w:r>
+        <w:rPr>
+          <w:rFonts w:ascii="Aptos" w:hAnsi="Aptos" w:eastAsia="Aptos" w:cs="Aptos"/>
+          <w:highlight w:val="none"/>
+        </w:rPr>
+      </w:r>
+    </w:p>
+    <w:p>
+      <w:pPr>
+        <w:pBdr/>
+        <w:spacing/>
+        <w:ind/>
+        <w:rPr>
+          <w:rFonts w:ascii="Aptos" w:hAnsi="Aptos" w:eastAsia="Aptos" w:cs="Aptos"/>
+          <w:highlight w:val="none"/>
+        </w:rPr>
+      </w:pPr>
+      <w:r>
+        <w:rPr>
+          <w:rFonts w:ascii="Aptos" w:hAnsi="Aptos" w:eastAsia="Aptos" w:cs="Aptos"/>
+          <w:highlight w:val="none"/>
+        </w:rPr>
+        <w:t xml:space="preserve">A risk register  has been compiled based on research</w:t>
+      </w:r>
+      <w:r>
+        <w:rPr>
+          <w:rFonts w:ascii="Aptos" w:hAnsi="Aptos" w:eastAsia="Aptos" w:cs="Aptos"/>
+          <w:highlight w:val="none"/>
+        </w:rPr>
+        <w:t xml:space="preserve"> into common risks to other relevant software, identifying and prioritising each risk by likelihood and level of significance. Sorted risks are then reviewed for mitigation strategies </w:t>
+      </w:r>
+      <w:r>
+        <w:rPr>
+          <w:rFonts w:ascii="Aptos" w:hAnsi="Aptos" w:eastAsia="Aptos" w:cs="Aptos"/>
+          <w:highlight w:val="none"/>
+        </w:rPr>
+        <w:t xml:space="preserve">(Keenan. 2025d)</w:t>
+      </w:r>
+      <w:r>
+        <w:rPr>
+          <w:rFonts w:ascii="Aptos" w:hAnsi="Aptos" w:eastAsia="Aptos" w:cs="Aptos"/>
+          <w:highlight w:val="none"/>
+        </w:rPr>
+        <w:t xml:space="preserve">.</w:t>
+      </w:r>
+      <w:r>
+        <w:rPr>
+          <w:rFonts w:ascii="Aptos" w:hAnsi="Aptos" w:eastAsia="Aptos" w:cs="Aptos"/>
+          <w:highlight w:val="none"/>
+        </w:rPr>
+      </w:r>
+      <w:r>
+        <w:rPr>
+          <w:rFonts w:ascii="Aptos" w:hAnsi="Aptos" w:eastAsia="Aptos" w:cs="Aptos"/>
+          <w:highlight w:val="none"/>
+        </w:rPr>
+      </w:r>
+    </w:p>
+    <w:p>
+      <w:pPr>
+        <w:pBdr/>
+        <w:spacing/>
+        <w:ind/>
+        <w:rPr>
+          <w:rFonts w:ascii="Aptos" w:hAnsi="Aptos" w:eastAsia="Aptos" w:cs="Aptos"/>
+          <w:highlight w:val="none"/>
+        </w:rPr>
+      </w:pPr>
+      <w:r>
+        <w:rPr>
+          <w:rFonts w:ascii="Aptos" w:hAnsi="Aptos" w:eastAsia="Aptos" w:cs="Aptos"/>
+          <w:highlight w:val="none"/>
+        </w:rPr>
+      </w:r>
+      <w:r>
+        <w:rPr>
+          <w:rFonts w:ascii="Aptos" w:hAnsi="Aptos" w:eastAsia="Aptos" w:cs="Aptos"/>
+          <w:highlight w:val="none"/>
+        </w:rPr>
+      </w:r>
+      <w:r>
+        <w:rPr>
+          <w:rFonts w:ascii="Aptos" w:hAnsi="Aptos" w:eastAsia="Aptos" w:cs="Aptos"/>
+          <w:highlight w:val="none"/>
+        </w:rPr>
+      </w:r>
+    </w:p>
+    <w:p>
+      <w:pPr>
+        <w:pBdr/>
+        <w:spacing/>
+        <w:ind/>
+        <w:rPr>
+          <w:rFonts w:ascii="Aptos" w:hAnsi="Aptos" w:eastAsia="Aptos" w:cs="Aptos"/>
+          <w:highlight w:val="none"/>
+        </w:rPr>
+      </w:pPr>
+      <w:r>
+        <w:rPr>
+          <w:rFonts w:ascii="Aptos" w:hAnsi="Aptos" w:eastAsia="Aptos" w:cs="Aptos"/>
+          <w:highlight w:val="none"/>
+        </w:rPr>
+        <mc:AlternateContent>
+          <mc:Choice Requires="wpg">
+            <w:drawing>
+              <wp:inline xmlns:wp="http://schemas.openxmlformats.org/drawingml/2006/wordprocessingDrawing" distT="0" distB="0" distL="0" distR="0">
+                <wp:extent cx="5731510" cy="3073943"/>
+                <wp:effectExtent l="0" t="0" r="0" b="0"/>
+                <wp:docPr id="6" name=""/>
+                <wp:cNvGraphicFramePr>
+                  <a:graphicFrameLocks xmlns:a="http://schemas.openxmlformats.org/drawingml/2006/main" noChangeAspect="1"/>
+                </wp:cNvGraphicFramePr>
+                <a:graphic xmlns:a="http://schemas.openxmlformats.org/drawingml/2006/main">
+                  <a:graphicData uri="http://schemas.openxmlformats.org/drawingml/2006/picture">
+                    <pic:pic xmlns:pic="http://schemas.openxmlformats.org/drawingml/2006/picture">
+                      <pic:nvPicPr>
+                        <pic:cNvPr id="1011265814" name=""/>
+                        <pic:cNvPicPr>
+                          <a:picLocks noChangeAspect="1"/>
+                        </pic:cNvPicPr>
+                        <pic:nvPr/>
+                      </pic:nvPicPr>
+                      <pic:blipFill rotWithShape="1">
+                        <a:blip r:embed="rId15"/>
+                        <a:stretch/>
+                      </pic:blipFill>
+                      <pic:spPr bwMode="auto">
+                        <a:xfrm>
+                          <a:off x="0" y="0"/>
+                          <a:ext cx="5731509" cy="3073942"/>
+                        </a:xfrm>
+                        <a:prstGeom prst="rect">
+                          <a:avLst/>
+                        </a:prstGeom>
+                      </pic:spPr>
+                    </pic:pic>
+                  </a:graphicData>
+                </a:graphic>
+              </wp:inline>
+            </w:drawing>
+          </mc:Choice>
+          <mc:Fallback>
+            <w:pict>
+              <v:shapetype id="_x0000_t75" coordsize="21600,21600" o:spt="75" o:preferrelative="t" path="m@4@5l@4@11@9@11@9@5xe" filled="f" stroked="f">
+                <v:stroke joinstyle="miter"/>
+                <v:formulas>
+                  <v:f eqn="if lineDrawn pixelLineWidth 0"/>
+                  <v:f eqn="sum @0 1 0"/>
+                  <v:f eqn="sum 0 0 @1"/>
+                  <v:f eqn="prod @2 1 2"/>
+                  <v:f eqn="prod @3 21600 pixelWidth"/>
+                  <v:f eqn="prod @3 21600 pixelHeight"/>
+                  <v:f eqn="sum @0 0 1"/>
+                  <v:f eqn="prod @6 1 2"/>
+                  <v:f eqn="prod @7 21600 pixelWidth"/>
+                  <v:f eqn="sum @8 21600 0"/>
+                  <v:f eqn="prod @7 21600 pixelHeight"/>
+                  <v:f eqn="sum @10 21600 0"/>
+                </v:formulas>
+                <v:path o:extrusionok="f" gradientshapeok="t" o:connecttype="rect"/>
+                <o:lock v:ext="edit" aspectratio="t"/>
+              </v:shapetype>
+              <v:shape id="_x0000_i5" o:spid="_x0000_s5" type="#_x0000_t75" style="width:451.30pt;height:242.04pt;mso-wrap-distance-left:0.00pt;mso-wrap-distance-top:0.00pt;mso-wrap-distance-right:0.00pt;mso-wrap-distance-bottom:0.00pt;z-index:1;" stroked="false">
+                <v:imagedata r:id="rId15" o:title=""/>
+                <o:lock v:ext="edit" rotation="t"/>
+              </v:shape>
+            </w:pict>
+          </mc:Fallback>
+        </mc:AlternateContent>
+      </w:r>
+      <w:r>
+        <w:rPr>
+          <w:rFonts w:ascii="Aptos" w:hAnsi="Aptos" w:eastAsia="Aptos" w:cs="Aptos"/>
+          <w:highlight w:val="none"/>
+        </w:rPr>
+      </w:r>
+      <w:r>
+        <w:rPr>
+          <w:rFonts w:ascii="Aptos" w:hAnsi="Aptos" w:eastAsia="Aptos" w:cs="Aptos"/>
+          <w:highlight w:val="none"/>
+        </w:rPr>
+      </w:r>
+    </w:p>
+    <w:p>
+      <w:pPr>
+        <w:pBdr/>
+        <w:spacing/>
+        <w:ind/>
+        <w:rPr>
+          <w:highlight w:val="none"/>
+        </w:rPr>
+      </w:pPr>
+      <w:r>
+        <w:t xml:space="preserve">Figure 7: MAUIS board Gantt Chart</w:t>
+      </w:r>
+      <w:r>
+        <w:t xml:space="preserve"> (Keenan. 2025e)</w:t>
+      </w:r>
+      <w:r>
+        <w:rPr>
+          <w:highlight w:val="none"/>
+        </w:rPr>
+      </w:r>
+      <w:r>
+        <w:rPr>
+          <w:highlight w:val="none"/>
+        </w:rPr>
+      </w:r>
+    </w:p>
+    <w:p>
+      <w:pPr>
+        <w:pBdr/>
+        <w:spacing/>
+        <w:ind/>
+        <w:rPr/>
+      </w:pPr>
+      <w:r>
+        <w:rPr>
+          <w:highlight w:val="none"/>
+        </w:rPr>
+        <w:t xml:space="preserve">(Figure 7) Evidence of tasks viewed by task-type, spanning across first sprints of the project within the JIRA tool used for project management.</w:t>
+      </w:r>
+      <w:r>
+        <w:rPr>
+          <w:highlight w:val="none"/>
+        </w:rPr>
+      </w:r>
+      <w:r/>
+    </w:p>
+    <w:p>
+      <w:pPr>
+        <w:pBdr/>
+        <w:spacing/>
+        <w:ind/>
+        <w:rPr>
           <w:rFonts w:ascii="Aptos" w:hAnsi="Aptos" w:cs="Aptos"/>
           <w:highlight w:val="none"/>
         </w:rPr>
@@ -5606,6 +5901,12 @@
       </w:pPr>
       <w:r>
         <w:t xml:space="preserve">5. References</w:t>
+      </w:r>
+      <w:r>
+        <w:rPr>
+          <w:rFonts w:ascii="Aptos" w:hAnsi="Aptos" w:cs="Aptos"/>
+          <w:highlight w:val="none"/>
+        </w:rPr>
       </w:r>
       <w:r/>
     </w:p>
@@ -5619,31 +5920,59 @@
         </w:pBdr>
         <w:spacing/>
         <w:ind w:right="0" w:hanging="567" w:left="567"/>
-        <w:rPr>
-          <w:rFonts w:ascii="Aptos" w:hAnsi="Aptos" w:cs="Aptos"/>
-          <w:highlight w:val="none"/>
-        </w:rPr>
+        <w:rPr/>
       </w:pPr>
       <w:r>
         <w:rPr>
           <w:rFonts w:ascii="Aptos" w:hAnsi="Aptos" w:eastAsia="Aptos" w:cs="Aptos"/>
           <w:color w:val="000000"/>
           <w:sz w:val="24"/>
-          <w:highlight w:val="none"/>
-        </w:rPr>
-      </w:r>
-      <w:r>
-        <w:rPr>
-          <w:rFonts w:ascii="Aptos" w:hAnsi="Aptos" w:cs="Aptos"/>
-          <w:highlight w:val="none"/>
-        </w:rPr>
-      </w:r>
-      <w:r>
-        <w:rPr>
-          <w:rFonts w:ascii="Aptos" w:hAnsi="Aptos" w:cs="Aptos"/>
-          <w:highlight w:val="none"/>
-        </w:rPr>
-      </w:r>
+        </w:rPr>
+        <w:t xml:space="preserve">Lee, R. (2025) </w:t>
+      </w:r>
+      <w:r>
+        <w:rPr>
+          <w:rFonts w:ascii="Aptos" w:hAnsi="Aptos" w:eastAsia="Aptos" w:cs="Aptos"/>
+          <w:i/>
+          <w:color w:val="000000"/>
+          <w:sz w:val="24"/>
+        </w:rPr>
+        <w:t xml:space="preserve">Smartphone Addiction Statistics 2025: Alarming Trends and Insights</w:t>
+      </w:r>
+      <w:r>
+        <w:rPr>
+          <w:rFonts w:ascii="Aptos" w:hAnsi="Aptos" w:eastAsia="Aptos" w:cs="Aptos"/>
+          <w:color w:val="000000"/>
+          <w:sz w:val="24"/>
+        </w:rPr>
+        <w:t xml:space="preserve">, </w:t>
+      </w:r>
+      <w:r>
+        <w:rPr>
+          <w:rFonts w:ascii="Aptos" w:hAnsi="Aptos" w:eastAsia="Aptos" w:cs="Aptos"/>
+          <w:i/>
+          <w:color w:val="000000"/>
+          <w:sz w:val="24"/>
+        </w:rPr>
+        <w:t xml:space="preserve">Smartphone Addiction Statistics 2025: Alarming Trends and Insights - SQ Magazine</w:t>
+      </w:r>
+      <w:r>
+        <w:rPr>
+          <w:rFonts w:ascii="Aptos" w:hAnsi="Aptos" w:eastAsia="Aptos" w:cs="Aptos"/>
+          <w:color w:val="000000"/>
+          <w:sz w:val="24"/>
+        </w:rPr>
+        <w:t xml:space="preserve">. Available at: https://sqmagazine.co.uk/smartphone-addiction-statistics/ (Accessed: 25 November 2025).</w:t>
+      </w:r>
+      <w:r>
+        <w:rPr>
+          <w:rFonts w:ascii="Times New Roman" w:hAnsi="Times New Roman" w:eastAsia="Times New Roman" w:cs="Times New Roman"/>
+          <w:color w:val="000000"/>
+          <w:sz w:val="24"/>
+        </w:rPr>
+        <w:t xml:space="preserve"> </w:t>
+      </w:r>
+      <w:r/>
     </w:p>
     <w:p>
       <w:pPr>
@@ -5655,7 +5984,10 @@
         </w:pBdr>
         <w:spacing/>
         <w:ind w:right="0" w:hanging="567" w:left="567"/>
-        <w:rPr/>
+        <w:rPr>
+          <w:rFonts w:ascii="Aptos" w:hAnsi="Aptos" w:cs="Aptos"/>
+          <w:highlight w:val="none"/>
+        </w:rPr>
       </w:pPr>
       <w:r>
         <w:rPr>
@@ -5663,7 +5995,7 @@
           <w:color w:val="000000"/>
           <w:sz w:val="24"/>
         </w:rPr>
-        <w:t xml:space="preserve">Lee, R. (2025) </w:t>
+        <w:t xml:space="preserve">Surg, A. </w:t>
       </w:r>
       <w:r>
         <w:rPr>
@@ -5672,7 +6004,7 @@
           <w:color w:val="000000"/>
           <w:sz w:val="24"/>
         </w:rPr>
-        <w:t xml:space="preserve">Smartphone Addiction Statistics 2025: Alarming Trends and Insights</w:t>
+        <w:t xml:space="preserve">et al.</w:t>
       </w:r>
       <w:r>
         <w:rPr>
@@ -5680,7 +6012,7 @@
           <w:color w:val="000000"/>
           <w:sz w:val="24"/>
         </w:rPr>
-        <w:t xml:space="preserve">, </w:t>
+        <w:t xml:space="preserve"> (2023) </w:t>
       </w:r>
       <w:r>
         <w:rPr>
@@ -5689,7 +6021,7 @@
           <w:color w:val="000000"/>
           <w:sz w:val="24"/>
         </w:rPr>
-        <w:t xml:space="preserve">Smartphone Addiction Statistics 2025: Alarming Trends and Insights - SQ Magazine</w:t>
+        <w:t xml:space="preserve">Link between excessive social media use and psychiatric disorders</w:t>
       </w:r>
       <w:r>
         <w:rPr>
@@ -5697,17 +6029,37 @@
           <w:color w:val="000000"/>
           <w:sz w:val="24"/>
         </w:rPr>
-        <w:t xml:space="preserve">. Available at: https://sqmagazine.co.uk/smartphone-addiction-statistics/ (Accessed: 25 November 2025).</w:t>
-      </w:r>
-      <w:r>
-        <w:rPr>
-          <w:rFonts w:ascii="Times New Roman" w:hAnsi="Times New Roman" w:eastAsia="Times New Roman" w:cs="Times New Roman"/>
+        <w:t xml:space="preserve">, </w:t>
+      </w:r>
+      <w:r>
+        <w:rPr>
+          <w:rFonts w:ascii="Aptos" w:hAnsi="Aptos" w:eastAsia="Aptos" w:cs="Aptos"/>
+          <w:i/>
           <w:color w:val="000000"/>
           <w:sz w:val="24"/>
         </w:rPr>
-        <w:t xml:space="preserve"> </w:t>
-      </w:r>
-      <w:r/>
+        <w:t xml:space="preserve">Link between excessive social media use and psychiatric disorders - PMC </w:t>
+      </w:r>
+      <w:r>
+        <w:rPr>
+          <w:rFonts w:ascii="Aptos" w:hAnsi="Aptos" w:eastAsia="Aptos" w:cs="Aptos"/>
+          <w:color w:val="000000"/>
+          <w:sz w:val="24"/>
+        </w:rPr>
+        <w:t xml:space="preserve">. Available at: https://pmc.ncbi.nlm.nih.gov/articles/PMC10129173/ (Accessed: 11 November 2025). </w:t>
+      </w:r>
+      <w:r>
+        <w:rPr>
+          <w:rFonts w:ascii="Aptos" w:hAnsi="Aptos" w:cs="Aptos"/>
+          <w:highlight w:val="none"/>
+        </w:rPr>
+      </w:r>
+      <w:r>
+        <w:rPr>
+          <w:rFonts w:ascii="Aptos" w:hAnsi="Aptos" w:cs="Aptos"/>
+          <w:highlight w:val="none"/>
+        </w:rPr>
+      </w:r>
     </w:p>
     <w:p>
       <w:pPr>
@@ -5721,7 +6073,6 @@
         <w:ind w:right="0" w:hanging="567" w:left="567"/>
         <w:rPr>
           <w:rFonts w:ascii="Aptos" w:hAnsi="Aptos" w:cs="Aptos"/>
-          <w:highlight w:val="none"/>
         </w:rPr>
       </w:pPr>
       <w:r>
@@ -5730,7 +6081,7 @@
           <w:color w:val="000000"/>
           <w:sz w:val="24"/>
         </w:rPr>
-        <w:t xml:space="preserve">Surg, A. </w:t>
+        <w:t xml:space="preserve">Jimenez, M. </w:t>
       </w:r>
       <w:r>
         <w:rPr>
@@ -5747,7 +6098,7 @@
           <w:color w:val="000000"/>
           <w:sz w:val="24"/>
         </w:rPr>
-        <w:t xml:space="preserve"> (2023) </w:t>
+        <w:t xml:space="preserve"> (2021) </w:t>
       </w:r>
       <w:r>
         <w:rPr>
@@ -5756,7 +6107,7 @@
           <w:color w:val="000000"/>
           <w:sz w:val="24"/>
         </w:rPr>
-        <w:t xml:space="preserve">Link between excessive social media use and psychiatric disorders</w:t>
+        <w:t xml:space="preserve">Associations between Nature Exposure and Health: A Review of the Evidence</w:t>
       </w:r>
       <w:r>
         <w:rPr>
@@ -5773,7 +6124,7 @@
           <w:color w:val="000000"/>
           <w:sz w:val="24"/>
         </w:rPr>
-        <w:t xml:space="preserve">Link between excessive social media use and psychiatric disorders - PMC </w:t>
+        <w:t xml:space="preserve">Associations between Nature Exposure and Health: A Review of the Evidence | MDPI</w:t>
       </w:r>
       <w:r>
         <w:rPr>
@@ -5781,21 +6132,16 @@
           <w:color w:val="000000"/>
           <w:sz w:val="24"/>
         </w:rPr>
-        <w:t xml:space="preserve">. Available at: https://pmc.ncbi.nlm.nih.gov/articles/PMC10129173/ (Accessed: 11 November 2025). </w:t>
-      </w:r>
-      <w:r>
-        <w:rPr>
-          <w:rFonts w:ascii="Aptos" w:hAnsi="Aptos" w:eastAsia="Aptos" w:cs="Aptos"/>
-          <w:color w:val="000000"/>
-          <w:sz w:val="24"/>
-          <w:szCs w:val="24"/>
-          <w:highlight w:val="none"/>
-        </w:rPr>
+        <w:t xml:space="preserve">. Available at: https://www.mdpi.com/1660-4601/18/9/4790 (Accessed: 26 November 2025). </w:t>
       </w:r>
       <w:r>
         <w:rPr>
           <w:rFonts w:ascii="Aptos" w:hAnsi="Aptos" w:cs="Aptos"/>
-          <w:highlight w:val="none"/>
+        </w:rPr>
+      </w:r>
+      <w:r>
+        <w:rPr>
+          <w:rFonts w:ascii="Aptos" w:hAnsi="Aptos" w:cs="Aptos"/>
         </w:rPr>
       </w:r>
     </w:p>
@@ -5811,6 +6157,10 @@
         <w:ind w:right="0" w:hanging="567" w:left="567"/>
         <w:rPr>
           <w:rFonts w:ascii="Aptos" w:hAnsi="Aptos" w:cs="Aptos"/>
+          <w:color w:val="000000"/>
+          <w:sz w:val="24"/>
+          <w:szCs w:val="24"/>
+          <w:highlight w:val="none"/>
         </w:rPr>
       </w:pPr>
       <w:r>
@@ -5819,7 +6169,7 @@
           <w:color w:val="000000"/>
           <w:sz w:val="24"/>
         </w:rPr>
-        <w:t xml:space="preserve">Jimenez, M. </w:t>
+        <w:t xml:space="preserve">WCAG Consortium (2025) </w:t>
       </w:r>
       <w:r>
         <w:rPr>
@@ -5828,7 +6178,7 @@
           <w:color w:val="000000"/>
           <w:sz w:val="24"/>
         </w:rPr>
-        <w:t xml:space="preserve">et al.</w:t>
+        <w:t xml:space="preserve">Guidance on Applying WCAG 2.2 to Mobile Applications (WCAG2Mobile)</w:t>
       </w:r>
       <w:r>
         <w:rPr>
@@ -5836,51 +6186,24 @@
           <w:color w:val="000000"/>
           <w:sz w:val="24"/>
         </w:rPr>
-        <w:t xml:space="preserve"> (2021) </w:t>
-      </w:r>
-      <w:r>
-        <w:rPr>
-          <w:rFonts w:ascii="Aptos" w:hAnsi="Aptos" w:eastAsia="Aptos" w:cs="Aptos"/>
-          <w:i/>
+        <w:t xml:space="preserve">. Available at: https://www.w3.org/TR/wcag2mobile-22/ (Accessed: 20 November 2025). </w:t>
+      </w:r>
+      <w:r>
+        <w:rPr>
+          <w:rFonts w:ascii="Aptos" w:hAnsi="Aptos" w:cs="Aptos"/>
           <w:color w:val="000000"/>
           <w:sz w:val="24"/>
-        </w:rPr>
-        <w:t xml:space="preserve">Associations between Nature Exposure and Health: A Review of the Evidence</w:t>
-      </w:r>
-      <w:r>
-        <w:rPr>
-          <w:rFonts w:ascii="Aptos" w:hAnsi="Aptos" w:eastAsia="Aptos" w:cs="Aptos"/>
+          <w:szCs w:val="24"/>
+          <w:highlight w:val="none"/>
+        </w:rPr>
+      </w:r>
+      <w:r>
+        <w:rPr>
+          <w:rFonts w:ascii="Aptos" w:hAnsi="Aptos" w:cs="Aptos"/>
           <w:color w:val="000000"/>
           <w:sz w:val="24"/>
-        </w:rPr>
-        <w:t xml:space="preserve">, </w:t>
-      </w:r>
-      <w:r>
-        <w:rPr>
-          <w:rFonts w:ascii="Aptos" w:hAnsi="Aptos" w:eastAsia="Aptos" w:cs="Aptos"/>
-          <w:i/>
-          <w:color w:val="000000"/>
-          <w:sz w:val="24"/>
-        </w:rPr>
-        <w:t xml:space="preserve">Associations between Nature Exposure and Health: A Review of the Evidence | MDPI</w:t>
-      </w:r>
-      <w:r>
-        <w:rPr>
-          <w:rFonts w:ascii="Aptos" w:hAnsi="Aptos" w:eastAsia="Aptos" w:cs="Aptos"/>
-          <w:color w:val="000000"/>
-          <w:sz w:val="24"/>
-        </w:rPr>
-        <w:t xml:space="preserve">. Available at: https://www.mdpi.com/1660-4601/18/9/4790 (Accessed: 26 November 2025). </w:t>
-      </w:r>
-      <w:r>
-        <w:rPr>
-          <w:rFonts w:ascii="Aptos" w:hAnsi="Aptos" w:cs="Aptos"/>
-          <w:sz w:val="24"/>
-        </w:rPr>
-      </w:r>
-      <w:r>
-        <w:rPr>
-          <w:rFonts w:ascii="Aptos" w:hAnsi="Aptos" w:cs="Aptos"/>
+          <w:szCs w:val="24"/>
+          <w:highlight w:val="none"/>
         </w:rPr>
       </w:r>
     </w:p>
@@ -5895,10 +6218,6 @@
         <w:spacing/>
         <w:ind w:right="0" w:hanging="567" w:left="567"/>
         <w:rPr>
-          <w:rFonts w:ascii="Aptos" w:hAnsi="Aptos" w:cs="Aptos"/>
-          <w:color w:val="000000"/>
-          <w:sz w:val="24"/>
-          <w:szCs w:val="24"/>
           <w:highlight w:val="none"/>
         </w:rPr>
       </w:pPr>
@@ -5908,7 +6227,7 @@
           <w:color w:val="000000"/>
           <w:sz w:val="24"/>
         </w:rPr>
-        <w:t xml:space="preserve">WCAG Consortium (2025) </w:t>
+        <w:t xml:space="preserve">Intersoft Consulting (2018) </w:t>
       </w:r>
       <w:r>
         <w:rPr>
@@ -5917,7 +6236,7 @@
           <w:color w:val="000000"/>
           <w:sz w:val="24"/>
         </w:rPr>
-        <w:t xml:space="preserve">Guidance on Applying WCAG 2.2 to Mobile Applications (WCAG2Mobile)</w:t>
+        <w:t xml:space="preserve"> General Data Protection Regulation GDPR</w:t>
       </w:r>
       <w:r>
         <w:rPr>
@@ -5925,23 +6244,32 @@
           <w:color w:val="000000"/>
           <w:sz w:val="24"/>
         </w:rPr>
-        <w:t xml:space="preserve">. Available at: https://www.w3.org/TR/wcag2mobile-22/ (Accessed: 20 November 2025). </w:t>
-      </w:r>
-      <w:r>
-        <w:rPr>
-          <w:rFonts w:ascii="Aptos" w:hAnsi="Aptos" w:cs="Aptos"/>
+        <w:t xml:space="preserve">, </w:t>
+      </w:r>
+      <w:r>
+        <w:rPr>
+          <w:rFonts w:ascii="Aptos" w:hAnsi="Aptos" w:eastAsia="Aptos" w:cs="Aptos"/>
+          <w:i/>
           <w:color w:val="000000"/>
           <w:sz w:val="24"/>
-          <w:szCs w:val="24"/>
-          <w:highlight w:val="none"/>
-        </w:rPr>
-      </w:r>
-      <w:r>
-        <w:rPr>
-          <w:rFonts w:ascii="Aptos" w:hAnsi="Aptos" w:cs="Aptos"/>
+        </w:rPr>
+        <w:t xml:space="preserve">General Data Protection Regulation (GDPR) - Legal Text</w:t>
+      </w:r>
+      <w:r>
+        <w:rPr>
+          <w:rFonts w:ascii="Aptos" w:hAnsi="Aptos" w:eastAsia="Aptos" w:cs="Aptos"/>
           <w:color w:val="000000"/>
           <w:sz w:val="24"/>
-          <w:szCs w:val="24"/>
+        </w:rPr>
+        <w:t xml:space="preserve">. Available at: https://gdpr-info.eu/ (Accessed: 22 November 2025). </w:t>
+      </w:r>
+      <w:r>
+        <w:rPr>
+          <w:highlight w:val="none"/>
+        </w:rPr>
+      </w:r>
+      <w:r>
+        <w:rPr>
           <w:highlight w:val="none"/>
         </w:rPr>
       </w:r>
@@ -5957,7 +6285,7 @@
         <w:spacing/>
         <w:ind w:right="0" w:hanging="567" w:left="567"/>
         <w:rPr>
-          <w:highlight w:val="none"/>
+          <w:rFonts w:ascii="Aptos" w:hAnsi="Aptos" w:cs="Aptos"/>
         </w:rPr>
       </w:pPr>
       <w:r>
@@ -5966,7 +6294,7 @@
           <w:color w:val="000000"/>
           <w:sz w:val="24"/>
         </w:rPr>
-        <w:t xml:space="preserve">Intersoft Consulting (2018) </w:t>
+        <w:t xml:space="preserve">Keenan, L. (2025c) </w:t>
       </w:r>
       <w:r>
         <w:rPr>
@@ -5975,7 +6303,7 @@
           <w:color w:val="000000"/>
           <w:sz w:val="24"/>
         </w:rPr>
-        <w:t xml:space="preserve"> General Data Protection Regulation GDPR</w:t>
+        <w:t xml:space="preserve">    laurenk_personal_repository_2025/daily_logs  /09.15-simpleplan.md</w:t>
       </w:r>
       <w:r>
         <w:rPr>
@@ -5992,7 +6320,7 @@
           <w:color w:val="000000"/>
           <w:sz w:val="24"/>
         </w:rPr>
-        <w:t xml:space="preserve">General Data Protection Regulation (GDPR) - Legal Text</w:t>
+        <w:t xml:space="preserve">    laurenk_personal_repository_2025/daily_logs  /09.15-simpleplan.md at main</w:t>
       </w:r>
       <w:r>
         <w:rPr>
@@ -6000,16 +6328,16 @@
           <w:color w:val="000000"/>
           <w:sz w:val="24"/>
         </w:rPr>
-        <w:t xml:space="preserve">. Available at: https://gdpr-info.eu/ (Accessed: 22 November 2025). </w:t>
-      </w:r>
-      <w:r>
-        <w:rPr>
-          <w:highlight w:val="none"/>
-        </w:rPr>
-      </w:r>
-      <w:r>
-        <w:rPr>
-          <w:highlight w:val="none"/>
+        <w:t xml:space="preserve">. Available at: https://github.com/TortoiseLeaf/laurenk_personal_repository_2025/blob/main/daily_logs/09.15-simpleplan.md#rebel-fund-notes (Accessed: 26 November 2025). </w:t>
+      </w:r>
+      <w:r>
+        <w:rPr>
+          <w:rFonts w:ascii="Aptos" w:hAnsi="Aptos" w:cs="Aptos"/>
+        </w:rPr>
+      </w:r>
+      <w:r>
+        <w:rPr>
+          <w:rFonts w:ascii="Aptos" w:hAnsi="Aptos" w:cs="Aptos"/>
         </w:rPr>
       </w:r>
     </w:p>
@@ -6055,6 +6383,7 @@
         <w:ind w:right="0" w:hanging="567" w:left="567"/>
         <w:rPr>
           <w:rFonts w:ascii="Aptos" w:hAnsi="Aptos" w:cs="Aptos"/>
+          <w:highlight w:val="none"/>
         </w:rPr>
       </w:pPr>
       <w:r>
@@ -6102,27 +6431,13 @@
       <w:r>
         <w:rPr>
           <w:rFonts w:ascii="Aptos" w:hAnsi="Aptos" w:cs="Aptos"/>
+          <w:highlight w:val="none"/>
         </w:rPr>
       </w:r>
       <w:r>
         <w:rPr>
           <w:rFonts w:ascii="Aptos" w:hAnsi="Aptos" w:cs="Aptos"/>
-        </w:rPr>
-      </w:r>
-      <w:r>
-        <w:rPr>
           <w:highlight w:val="none"/>
-        </w:rPr>
-      </w:r>
-      <w:r>
-        <w:rPr>
-          <w:highlight w:val="none"/>
-        </w:rPr>
-      </w:r>
-      <w:r/>
-      <w:r>
-        <w:rPr>
-          <w:rFonts w:ascii="Aptos" w:hAnsi="Aptos" w:cs="Aptos"/>
         </w:rPr>
       </w:r>
     </w:p>
@@ -6155,7 +6470,7 @@
           <w:color w:val="000000"/>
           <w:sz w:val="24"/>
         </w:rPr>
-        <w:t xml:space="preserve">UML Component Diagram</w:t>
+        <w:t xml:space="preserve">MauiScreenTime</w:t>
       </w:r>
       <w:r>
         <w:rPr>
@@ -6172,7 +6487,7 @@
           <w:color w:val="000000"/>
           <w:sz w:val="24"/>
         </w:rPr>
-        <w:t xml:space="preserve">UML Component Diagram - UML Component Diagram - Moqups</w:t>
+        <w:t xml:space="preserve">MauiScreenTime - Figma</w:t>
       </w:r>
       <w:r>
         <w:rPr>
@@ -6180,7 +6495,7 @@
           <w:color w:val="000000"/>
           <w:sz w:val="24"/>
         </w:rPr>
-        <w:t xml:space="preserve">. Available at: https://app.moqups.com/D97l8oJK6qShGe2DNts1beDq3X2Ts90W/view/page/ab0c2effe (Accessed: 11 November 2025). </w:t>
+        <w:t xml:space="preserve">. Available at: https://www.figma.com/design/SBJZizpiDgiixLuUBQQSz8/MauiScreenTime?node-id=0-1&amp;p=f&amp;t=Yqg0SGbOJdoGvsi3-0 (Accessed: 22 November 2025). </w:t>
       </w:r>
       <w:r>
         <w:rPr>
@@ -6209,45 +6524,9 @@
       </w:pPr>
       <w:r>
         <w:rPr>
-          <w:rFonts w:ascii="Aptos" w:hAnsi="Aptos" w:eastAsia="Aptos" w:cs="Aptos"/>
-          <w:color w:val="000000"/>
-          <w:sz w:val="24"/>
-        </w:rPr>
-        <w:t xml:space="preserve">Keenan, L. (2025a) </w:t>
-      </w:r>
-      <w:r>
-        <w:rPr>
-          <w:rFonts w:ascii="Aptos" w:hAnsi="Aptos" w:eastAsia="Aptos" w:cs="Aptos"/>
-          <w:i/>
-          <w:color w:val="000000"/>
-          <w:sz w:val="24"/>
-        </w:rPr>
-        <w:t xml:space="preserve">MauiScreenTime</w:t>
-      </w:r>
-      <w:r>
-        <w:rPr>
-          <w:rFonts w:ascii="Aptos" w:hAnsi="Aptos" w:eastAsia="Aptos" w:cs="Aptos"/>
-          <w:color w:val="000000"/>
-          <w:sz w:val="24"/>
-        </w:rPr>
-        <w:t xml:space="preserve">, </w:t>
-      </w:r>
-      <w:r>
-        <w:rPr>
-          <w:rFonts w:ascii="Aptos" w:hAnsi="Aptos" w:eastAsia="Aptos" w:cs="Aptos"/>
-          <w:i/>
-          <w:color w:val="000000"/>
-          <w:sz w:val="24"/>
-        </w:rPr>
-        <w:t xml:space="preserve">MauiScreenTime - Figma</w:t>
-      </w:r>
-      <w:r>
-        <w:rPr>
-          <w:rFonts w:ascii="Aptos" w:hAnsi="Aptos" w:eastAsia="Aptos" w:cs="Aptos"/>
-          <w:color w:val="000000"/>
-          <w:sz w:val="24"/>
-        </w:rPr>
-        <w:t xml:space="preserve">. Available at: https://www.figma.com/design/SBJZizpiDgiixLuUBQQSz8/MauiScreenTime?node-id=0-1&amp;p=f&amp;t=Yqg0SGbOJdoGvsi3-0 (Accessed: 22 November 2025). </w:t>
+          <w:rFonts w:ascii="Aptos" w:hAnsi="Aptos" w:cs="Aptos"/>
+          <w:highlight w:val="none"/>
+        </w:rPr>
       </w:r>
       <w:r>
         <w:rPr>
@@ -6280,7 +6559,7 @@
           <w:color w:val="000000"/>
           <w:sz w:val="24"/>
         </w:rPr>
-        <w:t xml:space="preserve">Keenan, L. (2025b) </w:t>
+        <w:t xml:space="preserve">Keenan, L. (2025a) </w:t>
       </w:r>
       <w:r>
         <w:rPr>
@@ -6289,7 +6568,7 @@
           <w:color w:val="000000"/>
           <w:sz w:val="24"/>
         </w:rPr>
-        <w:t xml:space="preserve">androidAPIUML.png</w:t>
+        <w:t xml:space="preserve">UML Component Diagram</w:t>
       </w:r>
       <w:r>
         <w:rPr>
@@ -6306,7 +6585,7 @@
           <w:color w:val="000000"/>
           <w:sz w:val="24"/>
         </w:rPr>
-        <w:t xml:space="preserve">MauiScreenTime/images/androidAPIUML.png at documentation - TortoiseLeaf/MauiScreenTime</w:t>
+        <w:t xml:space="preserve">UML Component Diagram - UML Component Diagram - Moqups</w:t>
       </w:r>
       <w:r>
         <w:rPr>
@@ -6314,7 +6593,7 @@
           <w:color w:val="000000"/>
           <w:sz w:val="24"/>
         </w:rPr>
-        <w:t xml:space="preserve">. Available at: https://github.com/TortoiseLeaf/MauiScreenTime/blob/documentation/images/androidAPIUML.png (Accessed: 25 November 2025). </w:t>
+        <w:t xml:space="preserve">. Available at: https://app.moqups.com/D97l8oJK6qShGe2DNts1beDq3X2Ts90W/view/page/ab0c2effe (Accessed: 11 November 2025). </w:t>
       </w:r>
       <w:r>
         <w:rPr>
@@ -6329,39 +6608,207 @@
     </w:p>
     <w:p>
       <w:pPr>
-        <w:pBdr/>
-        <w:spacing/>
-        <w:ind/>
-        <w:rPr>
-          <w:rFonts w:ascii="Aptos" w:hAnsi="Aptos" w:cs="Aptos"/>
+        <w:pBdr>
+          <w:top w:val="none" w:color="000000" w:sz="4" w:space="0"/>
+          <w:left w:val="none" w:color="000000" w:sz="4" w:space="0"/>
+          <w:bottom w:val="none" w:color="000000" w:sz="4" w:space="0"/>
+          <w:right w:val="none" w:color="000000" w:sz="4" w:space="0"/>
+        </w:pBdr>
+        <w:spacing/>
+        <w:ind w:right="0" w:hanging="567" w:left="567"/>
+        <w:rPr>
+          <w:rFonts w:ascii="Aptos" w:hAnsi="Aptos" w:eastAsia="Aptos" w:cs="Aptos"/>
           <w:highlight w:val="none"/>
         </w:rPr>
       </w:pPr>
       <w:r>
         <w:rPr>
           <w:rFonts w:ascii="Aptos" w:hAnsi="Aptos" w:eastAsia="Aptos" w:cs="Aptos"/>
-        </w:rPr>
-      </w:r>
-      <w:r>
-        <w:rPr>
-          <w:rFonts w:ascii="Aptos" w:hAnsi="Aptos" w:cs="Aptos"/>
+          <w:color w:val="000000"/>
+          <w:sz w:val="24"/>
+        </w:rPr>
+        <w:t xml:space="preserve">Keenan, L. (2025b) </w:t>
+      </w:r>
+      <w:r>
+        <w:rPr>
+          <w:rFonts w:ascii="Aptos" w:hAnsi="Aptos" w:eastAsia="Aptos" w:cs="Aptos"/>
+          <w:i/>
+          <w:color w:val="000000"/>
+          <w:sz w:val="24"/>
+        </w:rPr>
+        <w:t xml:space="preserve">androidAPIUML.png</w:t>
+      </w:r>
+      <w:r>
+        <w:rPr>
+          <w:rFonts w:ascii="Aptos" w:hAnsi="Aptos" w:eastAsia="Aptos" w:cs="Aptos"/>
+          <w:color w:val="000000"/>
+          <w:sz w:val="24"/>
+        </w:rPr>
+        <w:t xml:space="preserve">, </w:t>
+      </w:r>
+      <w:r>
+        <w:rPr>
+          <w:rFonts w:ascii="Aptos" w:hAnsi="Aptos" w:eastAsia="Aptos" w:cs="Aptos"/>
+          <w:i/>
+          <w:color w:val="000000"/>
+          <w:sz w:val="24"/>
+        </w:rPr>
+        <w:t xml:space="preserve">MauiScreenTime/images/androidAPIUML.png at documentation - TortoiseLeaf/MauiScreenTime</w:t>
+      </w:r>
+      <w:r>
+        <w:rPr>
+          <w:rFonts w:ascii="Aptos" w:hAnsi="Aptos" w:eastAsia="Aptos" w:cs="Aptos"/>
+          <w:color w:val="000000"/>
+          <w:sz w:val="24"/>
+        </w:rPr>
+        <w:t xml:space="preserve">. Available at: https://github.com/TortoiseLeaf/MauiScreenTime/blob/documentation/images/androidAPIUML.png (Accessed: 25 November 2025). </w:t>
+      </w:r>
+      <w:r>
+        <w:rPr>
+          <w:rFonts w:ascii="Aptos" w:hAnsi="Aptos" w:eastAsia="Aptos" w:cs="Aptos"/>
           <w:highlight w:val="none"/>
         </w:rPr>
       </w:r>
       <w:r>
         <w:rPr>
-          <w:rFonts w:ascii="Aptos" w:hAnsi="Aptos" w:cs="Aptos"/>
+          <w:rFonts w:ascii="Aptos" w:hAnsi="Aptos" w:eastAsia="Aptos" w:cs="Aptos"/>
           <w:highlight w:val="none"/>
         </w:rPr>
       </w:r>
     </w:p>
     <w:p>
       <w:pPr>
-        <w:pBdr/>
-        <w:spacing/>
-        <w:ind/>
-        <w:rPr/>
-      </w:pPr>
+        <w:pBdr>
+          <w:top w:val="none" w:color="000000" w:sz="4" w:space="0"/>
+          <w:left w:val="none" w:color="000000" w:sz="4" w:space="0"/>
+          <w:bottom w:val="none" w:color="000000" w:sz="4" w:space="0"/>
+          <w:right w:val="none" w:color="000000" w:sz="4" w:space="0"/>
+        </w:pBdr>
+        <w:spacing/>
+        <w:ind w:right="0" w:hanging="567" w:left="567"/>
+        <w:rPr>
+          <w:rFonts w:ascii="Aptos" w:hAnsi="Aptos" w:cs="Aptos"/>
+        </w:rPr>
+      </w:pPr>
+      <w:r>
+        <w:rPr>
+          <w:rFonts w:ascii="Aptos" w:hAnsi="Aptos" w:eastAsia="Aptos" w:cs="Aptos"/>
+          <w:color w:val="000000"/>
+          <w:sz w:val="24"/>
+        </w:rPr>
+        <w:t xml:space="preserve">Keenan, L. (2025d) </w:t>
+      </w:r>
+      <w:r>
+        <w:rPr>
+          <w:rFonts w:ascii="Aptos" w:hAnsi="Aptos" w:eastAsia="Aptos" w:cs="Aptos"/>
+          <w:i/>
+          <w:color w:val="000000"/>
+          <w:sz w:val="24"/>
+        </w:rPr>
+        <w:t xml:space="preserve">    laurenk_personal_repository_2025/UI_Enterprise_Transformation  /LO1.xlsx</w:t>
+      </w:r>
+      <w:r>
+        <w:rPr>
+          <w:rFonts w:ascii="Aptos" w:hAnsi="Aptos" w:eastAsia="Aptos" w:cs="Aptos"/>
+          <w:color w:val="000000"/>
+          <w:sz w:val="24"/>
+        </w:rPr>
+        <w:t xml:space="preserve">, </w:t>
+      </w:r>
+      <w:r>
+        <w:rPr>
+          <w:rFonts w:ascii="Aptos" w:hAnsi="Aptos" w:eastAsia="Aptos" w:cs="Aptos"/>
+          <w:i/>
+          <w:color w:val="000000"/>
+          <w:sz w:val="24"/>
+        </w:rPr>
+        <w:t xml:space="preserve">    laurenk_personal_repository_2025/UI_Enterprise_Transformation  /LO1.xlsx at main</w:t>
+      </w:r>
+      <w:r>
+        <w:rPr>
+          <w:rFonts w:ascii="Aptos" w:hAnsi="Aptos" w:eastAsia="Aptos" w:cs="Aptos"/>
+          <w:color w:val="000000"/>
+          <w:sz w:val="24"/>
+        </w:rPr>
+        <w:t xml:space="preserve">. Available at: https://github.com/TortoiseLeaf/laurenk_personal_repository_2025/blob/main/UI_Enterprise_Transformation/LO1.xlsx (Accessed: 26 November 2025). </w:t>
+      </w:r>
+      <w:r>
+        <w:rPr>
+          <w:rFonts w:ascii="Aptos" w:hAnsi="Aptos" w:cs="Aptos"/>
+        </w:rPr>
+      </w:r>
+      <w:r>
+        <w:rPr>
+          <w:rFonts w:ascii="Aptos" w:hAnsi="Aptos" w:cs="Aptos"/>
+        </w:rPr>
+      </w:r>
+    </w:p>
+    <w:p>
+      <w:pPr>
+        <w:pBdr>
+          <w:top w:val="none" w:color="000000" w:sz="4" w:space="0"/>
+          <w:left w:val="none" w:color="000000" w:sz="4" w:space="0"/>
+          <w:bottom w:val="none" w:color="000000" w:sz="4" w:space="0"/>
+          <w:right w:val="none" w:color="000000" w:sz="4" w:space="0"/>
+        </w:pBdr>
+        <w:spacing/>
+        <w:ind w:right="0" w:hanging="567" w:left="567"/>
+        <w:rPr>
+          <w:rFonts w:ascii="Aptos" w:hAnsi="Aptos" w:cs="Aptos"/>
+        </w:rPr>
+      </w:pPr>
+      <w:r>
+        <w:rPr>
+          <w:rFonts w:ascii="Aptos" w:hAnsi="Aptos" w:eastAsia="Aptos" w:cs="Aptos"/>
+          <w:color w:val="000000"/>
+          <w:sz w:val="24"/>
+        </w:rPr>
+        <w:t xml:space="preserve">Keenan, L. (2025e) </w:t>
+      </w:r>
+      <w:r>
+        <w:rPr>
+          <w:rFonts w:ascii="Aptos" w:hAnsi="Aptos" w:eastAsia="Aptos" w:cs="Aptos"/>
+          <w:i/>
+          <w:color w:val="000000"/>
+          <w:sz w:val="24"/>
+        </w:rPr>
+        <w:t xml:space="preserve">MAUIS board</w:t>
+      </w:r>
+      <w:r>
+        <w:rPr>
+          <w:rFonts w:ascii="Aptos" w:hAnsi="Aptos" w:eastAsia="Aptos" w:cs="Aptos"/>
+          <w:color w:val="000000"/>
+          <w:sz w:val="24"/>
+        </w:rPr>
+        <w:t xml:space="preserve">, </w:t>
+      </w:r>
+      <w:r>
+        <w:rPr>
+          <w:rFonts w:ascii="Aptos" w:hAnsi="Aptos" w:eastAsia="Aptos" w:cs="Aptos"/>
+          <w:i/>
+          <w:color w:val="000000"/>
+          <w:sz w:val="24"/>
+        </w:rPr>
+        <w:t xml:space="preserve">MAUIS board - Timeline - JIRA</w:t>
+      </w:r>
+      <w:r>
+        <w:rPr>
+          <w:rFonts w:ascii="Aptos" w:hAnsi="Aptos" w:eastAsia="Aptos" w:cs="Aptos"/>
+          <w:color w:val="000000"/>
+          <w:sz w:val="24"/>
+        </w:rPr>
+        <w:t xml:space="preserve">. Available at: https://uhimoraydev.atlassian.net/jira/software/c/projects/MAUIS/boards/4/timeline (Accessed: 26 November 2025). </w:t>
+      </w:r>
+      <w:r>
+        <w:rPr>
+          <w:rFonts w:ascii="Aptos" w:hAnsi="Aptos" w:cs="Aptos"/>
+        </w:rPr>
+      </w:r>
+      <w:r>
+        <w:rPr>
+          <w:rFonts w:ascii="Aptos" w:hAnsi="Aptos" w:cs="Aptos"/>
+        </w:rPr>
+      </w:r>
       <w:r>
         <w:rPr>
           <w:highlight w:val="none"/>
@@ -6373,6 +6820,11 @@
         </w:rPr>
       </w:r>
       <w:r/>
+      <w:r>
+        <w:rPr>
+          <w:rFonts w:ascii="Aptos" w:hAnsi="Aptos" w:cs="Aptos"/>
+        </w:rPr>
+      </w:r>
     </w:p>
     <w:sectPr>
       <w:footerReference w:type="default" r:id="rId9"/>

--- a/UI_Software_Project_Initiation_and_Planning/SRS_Maui.docx
+++ b/UI_Software_Project_Initiation_and_Planning/SRS_Maui.docx
@@ -1937,7 +1937,7 @@
         <w:rPr>
           <w:highlight w:val="none"/>
         </w:rPr>
-        <w:t xml:space="preserve"> activities. The end goal is to help wean users off of highly addictive social media apps by encouraging engagement with the outdoors, to benefit both the health of the user and the greater environment </w:t>
+        <w:t xml:space="preserve"> activities. The end goal is to help wean users off of highly addictive social media apps by encouraging engagement with the outdoors, to benefit both the health of the user and the greater environment as it is widely documented that exposure to our natural environment is greatly beneficial to our overall physical and psychological health </w:t>
       </w:r>
       <w:r>
         <w:rPr>
@@ -4688,13 +4688,11 @@
         </w:rPr>
         <w:t xml:space="preserve">Timely data delivery, app should deliver up-to-date (to the day) and relevant usage tracking</w:t>
       </w:r>
-      <w:r/>
       <w:r>
         <w:rPr>
           <w:highlight w:val="none"/>
         </w:rPr>
       </w:r>
-      <w:r/>
       <w:r/>
     </w:p>
     <w:p>
@@ -4850,13 +4848,11 @@
         </w:rPr>
         <w:t xml:space="preserve">The app should operate with POLP (Principle of Least Privilege) to prevent unnecessary exposure of sensitive data</w:t>
       </w:r>
-      <w:r/>
       <w:r>
         <w:rPr>
           <w:highlight w:val="none"/>
         </w:rPr>
       </w:r>
-      <w:r/>
       <w:r/>
     </w:p>
     <w:p>
@@ -6804,22 +6800,6 @@
           <w:rFonts w:ascii="Aptos" w:hAnsi="Aptos" w:cs="Aptos"/>
         </w:rPr>
       </w:r>
-      <w:r>
-        <w:rPr>
-          <w:rFonts w:ascii="Aptos" w:hAnsi="Aptos" w:cs="Aptos"/>
-        </w:rPr>
-      </w:r>
-      <w:r>
-        <w:rPr>
-          <w:highlight w:val="none"/>
-        </w:rPr>
-      </w:r>
-      <w:r>
-        <w:rPr>
-          <w:highlight w:val="none"/>
-        </w:rPr>
-      </w:r>
-      <w:r/>
       <w:r>
         <w:rPr>
           <w:rFonts w:ascii="Aptos" w:hAnsi="Aptos" w:cs="Aptos"/>
